--- a/facilitator-guide-product-vision.docx
+++ b/facilitator-guide-product-vision.docx
@@ -936,6 +936,17 @@
       </w:r>
       <w:r>
         <w:t xml:space="preserve">Bring the board to quarterly planning and update it when evidence changes the picture.</w:t>
+      </w:r>
+    </w:p>
+    <w:p>
+      <w:r>
+        <w:rPr>
+          <w:b/>
+        </w:rPr>
+        <w:t xml:space="preserve">Basics, performance, delighters. </w:t>
+      </w:r>
+      <w:r>
+        <w:t xml:space="preserve">The Kano model is a useful lens for the Product box: which features users simply expect, which add satisfaction the more you have, and which would delight them?</w:t>
       </w:r>
     </w:p>
     <w:p>

--- a/facilitator-guide-product-vision.docx
+++ b/facilitator-guide-product-vision.docx
@@ -1053,6 +1053,162 @@
       </w:r>
       <w:r>
         <w:t xml:space="preserve"> each iteration, with a retrospective from the Retro Kit to close the loop. The break-down tools (Epic Canvas, Story Map, Story Splitting, Example Mapping) sit between vision and planning.</w:t>
+      </w:r>
+    </w:p>
+    <w:p>
+      <w:pPr>
+        <w:pStyle w:val="Heading1"/>
+      </w:pPr>
+      <w:r>
+        <w:t xml:space="preserve">Recreate it in your whiteboard</w:t>
+      </w:r>
+    </w:p>
+    <w:p>
+      <w:pPr>
+        <w:pStyle w:val="Small"/>
+      </w:pPr>
+      <w:r>
+        <w:t xml:space="preserve">Paste this into your whiteboard's AI assistant (for example Miro AI or Atlassian Rovo) or a general assistant, to get an editable, native version of the board. Results vary by tool, so expect to tidy it up. For an exact copy, import the SVG as a locked background instead.</w:t>
+      </w:r>
+    </w:p>
+    <w:p>
+      <w:r>
+        <w:t xml:space="preserve">Create an editable whiteboard for “Product Vision Board”, a workshop board.</w:t>
+      </w:r>
+    </w:p>
+    <w:p>
+      <w:r>
+        <w:t xml:space="preserve">Purpose: Describe the change the product will bring, who it's for, what they need, and how we'll know it's working.</w:t>
+      </w:r>
+    </w:p>
+    <w:p>
+      <w:r>
+        <w:t xml:space="preserve">Layout: a wide landscape board (about 16:11). Make one frame per section below, placed as described. In each frame, add the section name as a heading, then its content as short text labels or empty fields to fill in. Leave space in each frame for sticky notes. Use the header colour given. Keep the wording as written and don't add extra content.</w:t>
+      </w:r>
+    </w:p>
+    <w:p>
+      <w:r>
+        <w:t xml:space="preserve">Header fields to fill in: Product, Owner</w:t>
+      </w:r>
+    </w:p>
+    <w:p>
+      <w:r>
+        <w:t xml:space="preserve">Sections:</w:t>
+      </w:r>
+    </w:p>
+    <w:p>
+      <w:r>
+        <w:t xml:space="preserve">1. Vision: top full width, about 100% wide and 20% tall; header colour purple.</w:t>
+      </w:r>
+    </w:p>
+    <w:p>
+      <w:r>
+        <w:t xml:space="preserve">   Subtitle: The positive change the product will bring · not what it is</w:t>
+      </w:r>
+    </w:p>
+    <w:p>
+      <w:r>
+        <w:t xml:space="preserve">   Content: Our vision is…</w:t>
+      </w:r>
+    </w:p>
+    <w:p>
+      <w:r>
+        <w:t xml:space="preserve">2. Target Group: middle left, about 25% wide and 50% tall.</w:t>
+      </w:r>
+    </w:p>
+    <w:p>
+      <w:r>
+        <w:t xml:space="preserve">   Subtitle: Who?</w:t>
+      </w:r>
+    </w:p>
+    <w:p>
+      <w:r>
+        <w:t xml:space="preserve">   Content: Which users and customers? · Who is the most important group? · Who is it not for?</w:t>
+      </w:r>
+    </w:p>
+    <w:p>
+      <w:r>
+        <w:t xml:space="preserve">3. Needs: middle centre, about 25% wide and 50% tall; header colour emerald green.</w:t>
+      </w:r>
+    </w:p>
+    <w:p>
+      <w:r>
+        <w:t xml:space="preserve">   Subtitle: Why?</w:t>
+      </w:r>
+    </w:p>
+    <w:p>
+      <w:r>
+        <w:t xml:space="preserve">   Content: What problem does it solve? · What benefit does it bring? · How do they solve it today?</w:t>
+      </w:r>
+    </w:p>
+    <w:p>
+      <w:r>
+        <w:t xml:space="preserve">4. Product: middle centre, about 25% wide and 50% tall.</w:t>
+      </w:r>
+    </w:p>
+    <w:p>
+      <w:r>
+        <w:t xml:space="preserve">   Subtitle: What?</w:t>
+      </w:r>
+    </w:p>
+    <w:p>
+      <w:r>
+        <w:t xml:space="preserve">   Content: The 3–5 things that make it stand out · Is it feasible? · How is it different?</w:t>
+      </w:r>
+    </w:p>
+    <w:p>
+      <w:r>
+        <w:t xml:space="preserve">5. Business Goals: middle right, about 25% wide and 50% tall; header colour amber.</w:t>
+      </w:r>
+    </w:p>
+    <w:p>
+      <w:r>
+        <w:t xml:space="preserve">   Subtitle: Why us?</w:t>
+      </w:r>
+    </w:p>
+    <w:p>
+      <w:r>
+        <w:t xml:space="preserve">   Content: How does it help the organisation? · Revenue, cost, reach, reputation? · Which goal matters most?</w:t>
+      </w:r>
+    </w:p>
+    <w:p>
+      <w:r>
+        <w:t xml:space="preserve">6. Measures of Success: bottom left, about 50% wide and 25% tall; header colour dark green.</w:t>
+      </w:r>
+    </w:p>
+    <w:p>
+      <w:r>
+        <w:t xml:space="preserve">   Subtitle: How we'll know it's working</w:t>
+      </w:r>
+    </w:p>
+    <w:p>
+      <w:r>
+        <w:t xml:space="preserve">   Content: Outcome: · Measure: · Baseline: · Target:</w:t>
+      </w:r>
+    </w:p>
+    <w:p>
+      <w:r>
+        <w:t xml:space="preserve">7. Riskiest Assumptions: bottom right, about 50% wide and 25% tall; header colour red.</w:t>
+      </w:r>
+    </w:p>
+    <w:p>
+      <w:r>
+        <w:t xml:space="preserve">   Subtitle: Test these first</w:t>
+      </w:r>
+    </w:p>
+    <w:p>
+      <w:r>
+        <w:t xml:space="preserve">   Content: What must be true for this vision to work? · Test the riskiest with the 1% Experiment Canvas or an MVP</w:t>
+      </w:r>
+    </w:p>
+    <w:p>
+      <w:r>
+        <w:t xml:space="preserve">Footer questions: “What will be different for our users when this succeeds?” “Who is this not for?”</w:t>
+      </w:r>
+    </w:p>
+    <w:p>
+      <w:r>
+        <w:t xml:space="preserve">Original board for reference: https://eparker71.github.io/agile-ways-of-working/product-vision-board.html</w:t>
       </w:r>
     </w:p>
     <w:p>

--- a/facilitator-guide-product-vision.docx
+++ b/facilitator-guide-product-vision.docx
@@ -229,7 +229,7 @@
         </w:numPr>
       </w:pPr>
       <w:r>
-        <w:t xml:space="preserve">Print the board at A3 or larger, or load the SVG as a digital background</w:t>
+        <w:t xml:space="preserve">Print the board at A3 or 11×17 (Tabloid), or larger, or load the SVG as a digital background</w:t>
       </w:r>
     </w:p>
     <w:p>
